--- a/dist/gstack-tutorial-4_ZH.docx
+++ b/dist/gstack-tutorial-4_ZH.docx
@@ -1115,6 +1115,32 @@
           <w:sz w:val="22"/>
         </w:rPr>
         <w:t xml:space="preserve">14.  </w:t>
+      </w:r>
+      <w:r>
+        <w:rPr>
+          <w:rFonts w:ascii="Calibri" w:hAnsi="Calibri" w:eastAsia="Microsoft YaHei" w:cs="Calibri"/>
+          <w:b w:val="0"/>
+          <w:i w:val="0"/>
+          <w:color w:val="000000"/>
+          <w:sz w:val="22"/>
+        </w:rPr>
+        <w:t>教程 4.1：上线之后的迭代</w:t>
+      </w:r>
+    </w:p>
+    <w:p>
+      <w:pPr>
+        <w:spacing w:after="80"/>
+        <w:ind w:left="216"/>
+      </w:pPr>
+      <w:r>
+        <w:rPr>
+          <w:rFonts w:ascii="Calibri" w:hAnsi="Calibri" w:eastAsia="Microsoft YaHei" w:cs="Calibri"/>
+          <w:b/>
+          <w:i w:val="0"/>
+          <w:color w:val="1F4E78"/>
+          <w:sz w:val="22"/>
+        </w:rPr>
+        <w:t xml:space="preserve">15.  </w:t>
       </w:r>
       <w:r>
         <w:rPr>
@@ -3034,7 +3060,250 @@
           <w:color w:val="1F4E78"/>
           <w:sz w:val="28"/>
         </w:rPr>
-        <w:t>14.  完成定义与发布状态</w:t>
+        <w:t>14.  教程 4.1：上线之后的迭代</w:t>
+      </w:r>
+    </w:p>
+    <w:p>
+      <w:pPr>
+        <w:spacing w:before="0" w:after="160" w:line="276" w:lineRule="auto"/>
+      </w:pPr>
+      <w:r>
+        <w:rPr>
+          <w:rFonts w:ascii="Calibri" w:hAnsi="Calibri" w:eastAsia="Microsoft YaHei" w:cs="Calibri"/>
+          <w:b w:val="0"/>
+          <w:i w:val="0"/>
+          <w:color w:val="000000"/>
+          <w:sz w:val="22"/>
+        </w:rPr>
+        <w:t>同一个代码库上第二次、更晚的会话，在上文的应用已经上线之后进行。完整叙述见 TUTORIAL.md / TUTORIAL.zh.md 第 20-23 部分。四项发现携带了最有分量的教训。</w:t>
+      </w:r>
+    </w:p>
+    <w:p>
+      <w:pPr>
+        <w:spacing w:before="240" w:after="80"/>
+      </w:pPr>
+      <w:r>
+        <w:rPr>
+          <w:rFonts w:ascii="Calibri" w:hAnsi="Calibri" w:eastAsia="Microsoft YaHei" w:cs="Calibri"/>
+          <w:b/>
+          <w:i w:val="0"/>
+          <w:color w:val="1F4E78"/>
+          <w:sz w:val="24"/>
+        </w:rPr>
+        <w:t>一个被判定为未完成的已上线产品</w:t>
+      </w:r>
+    </w:p>
+    <w:p>
+      <w:pPr>
+        <w:spacing w:before="0" w:after="160" w:line="276" w:lineRule="auto"/>
+      </w:pPr>
+      <w:r>
+        <w:rPr>
+          <w:rFonts w:ascii="Calibri" w:hAnsi="Calibri" w:eastAsia="Microsoft YaHei" w:cs="Calibri"/>
+          <w:b w:val="0"/>
+          <w:i w:val="0"/>
+          <w:color w:val="000000"/>
+          <w:sz w:val="22"/>
+        </w:rPr>
+        <w:t>该应用在功能上是正确的，并且已经在生产环境中运行，但一次人工设计复核认为它读起来像一个工程原型：两种模式之间没有导航、控件没有样式、三个导出按钮视觉权重完全相同。一次重新设计（"安静的创作工具"）在人工批准的关卡之后上线——导出架构在修改前后被重新确认为逐字节相同。</w:t>
+      </w:r>
+    </w:p>
+    <w:p>
+      <w:pPr>
+        <w:spacing w:before="240" w:after="80"/>
+      </w:pPr>
+      <w:r>
+        <w:rPr>
+          <w:rFonts w:ascii="Calibri" w:hAnsi="Calibri" w:eastAsia="Microsoft YaHei" w:cs="Calibri"/>
+          <w:b/>
+          <w:i w:val="0"/>
+          <w:color w:val="1F4E78"/>
+          <w:sz w:val="24"/>
+        </w:rPr>
+        <w:t>一张缺失的卡片，被追溯到它真正所在的那一层</w:t>
+      </w:r>
+    </w:p>
+    <w:p>
+      <w:pPr>
+        <w:spacing w:before="0" w:after="160" w:line="276" w:lineRule="auto"/>
+      </w:pPr>
+      <w:r>
+        <w:rPr>
+          <w:rFonts w:ascii="Calibri" w:hAnsi="Calibri" w:eastAsia="Microsoft YaHei" w:cs="Calibri"/>
+          <w:b w:val="0"/>
+          <w:i w:val="0"/>
+          <w:color w:val="000000"/>
+          <w:sz w:val="22"/>
+        </w:rPr>
+        <w:t>一条被引用的 X Broadcast 渲染成了纯文本和一个裸链接，而不是 X.com 的富卡片。逐层追溯这条流水线，发现免费的 syndication 数据本身就从未包含 broadcast 卡片元数据——这一点已对照 X 自己的 oEmbed 端点得到确认。被归类为已知的上游限制，而不是 bug；一个原生视频对照案例确认普通媒体不受影响。</w:t>
+      </w:r>
+    </w:p>
+    <w:p>
+      <w:pPr>
+        <w:spacing w:before="240" w:after="80"/>
+      </w:pPr>
+      <w:r>
+        <w:rPr>
+          <w:rFonts w:ascii="Calibri" w:hAnsi="Calibri" w:eastAsia="Microsoft YaHei" w:cs="Calibri"/>
+          <w:b/>
+          <w:i w:val="0"/>
+          <w:color w:val="1F4E78"/>
+          <w:sz w:val="24"/>
+        </w:rPr>
+        <w:t>被快速杀死的错误假设</w:t>
+      </w:r>
+    </w:p>
+    <w:p>
+      <w:pPr>
+        <w:spacing w:before="0" w:after="160" w:line="276" w:lineRule="auto"/>
+      </w:pPr>
+      <w:r>
+        <w:rPr>
+          <w:rFonts w:ascii="Calibri" w:hAnsi="Calibri" w:eastAsia="Microsoft YaHei" w:cs="Calibri"/>
+          <w:b w:val="0"/>
+          <w:i w:val="0"/>
+          <w:color w:val="000000"/>
+          <w:sz w:val="22"/>
+        </w:rPr>
+        <w:t>一个媒体密集型 thread 的导出超时了。显而易见的假设——对所请求的倍率来说体积太大——被一步证伪：1x、2x、3x 全部在相同的约 8.2 秒时刻失败。真正的原因藏在第三方库的视频克隆代码里：它在等待一个从未播放过的视频永远不会触发的浏览器事件，从而永远挂起。</w:t>
+      </w:r>
+    </w:p>
+    <w:p>
+      <w:pPr>
+        <w:spacing w:before="120" w:after="0" w:line="240" w:lineRule="auto"/>
+        <w:ind w:left="360"/>
+        <w:shd w:val="clear" w:fill="F2F2F2"/>
+      </w:pPr>
+      <w:r>
+        <w:rPr>
+          <w:rFonts w:ascii="Consolas" w:hAnsi="Consolas" w:eastAsia="Consolas" w:cs="Consolas"/>
+          <w:b w:val="0"/>
+          <w:i w:val="0"/>
+          <w:color w:val="000000"/>
+          <w:sz w:val="20"/>
+        </w:rPr>
+        <w:t>Scale  Result  Time to failure</w:t>
+      </w:r>
+    </w:p>
+    <w:p>
+      <w:pPr>
+        <w:spacing w:before="0" w:after="0" w:line="240" w:lineRule="auto"/>
+        <w:ind w:left="360"/>
+        <w:shd w:val="clear" w:fill="F2F2F2"/>
+      </w:pPr>
+      <w:r>
+        <w:rPr>
+          <w:rFonts w:ascii="Consolas" w:hAnsi="Consolas" w:eastAsia="Consolas" w:cs="Consolas"/>
+          <w:b w:val="0"/>
+          <w:i w:val="0"/>
+          <w:color w:val="000000"/>
+          <w:sz w:val="20"/>
+        </w:rPr>
+        <w:t>1x     FAIL    ~8.2s</w:t>
+      </w:r>
+    </w:p>
+    <w:p>
+      <w:pPr>
+        <w:spacing w:before="0" w:after="0" w:line="240" w:lineRule="auto"/>
+        <w:ind w:left="360"/>
+        <w:shd w:val="clear" w:fill="F2F2F2"/>
+      </w:pPr>
+      <w:r>
+        <w:rPr>
+          <w:rFonts w:ascii="Consolas" w:hAnsi="Consolas" w:eastAsia="Consolas" w:cs="Consolas"/>
+          <w:b w:val="0"/>
+          <w:i w:val="0"/>
+          <w:color w:val="000000"/>
+          <w:sz w:val="20"/>
+        </w:rPr>
+        <w:t>2x     FAIL    ~8.2s</w:t>
+      </w:r>
+    </w:p>
+    <w:p>
+      <w:pPr>
+        <w:spacing w:before="0" w:after="120" w:line="240" w:lineRule="auto"/>
+        <w:ind w:left="360"/>
+        <w:shd w:val="clear" w:fill="F2F2F2"/>
+      </w:pPr>
+      <w:r>
+        <w:rPr>
+          <w:rFonts w:ascii="Consolas" w:hAnsi="Consolas" w:eastAsia="Consolas" w:cs="Consolas"/>
+          <w:b w:val="0"/>
+          <w:i w:val="0"/>
+          <w:color w:val="000000"/>
+          <w:sz w:val="20"/>
+        </w:rPr>
+        <w:t>3x     FAIL    ~8.2s   &lt;- identical, not size-scaled</w:t>
+      </w:r>
+    </w:p>
+    <w:p>
+      <w:pPr>
+        <w:spacing w:before="120" w:after="160"/>
+        <w:ind w:left="288"/>
+        <w:shd w:val="clear" w:fill="F2F2F2"/>
+      </w:pPr>
+      <w:r>
+        <w:rPr>
+          <w:rFonts w:ascii="Calibri" w:hAnsi="Calibri" w:eastAsia="Microsoft YaHei" w:cs="Calibri"/>
+          <w:b/>
+          <w:i w:val="0"/>
+          <w:color w:val="1F4E78"/>
+          <w:sz w:val="22"/>
+        </w:rPr>
+        <w:t>每个倍率下完全相同的失败耗时，用一次实验就证伪了体积假设——超时时间从未被当作修复方案调大过。</w:t>
+      </w:r>
+    </w:p>
+    <w:p>
+      <w:pPr>
+        <w:spacing w:before="240" w:after="80"/>
+      </w:pPr>
+      <w:r>
+        <w:rPr>
+          <w:rFonts w:ascii="Calibri" w:hAnsi="Calibri" w:eastAsia="Microsoft YaHei" w:cs="Calibri"/>
+          <w:b/>
+          <w:i w:val="0"/>
+          <w:color w:val="1F4E78"/>
+          <w:sz w:val="24"/>
+        </w:rPr>
+        <w:t>一个 promise resolve 了，不等于一个人亲眼看过</w:t>
+      </w:r>
+    </w:p>
+    <w:p>
+      <w:pPr>
+        <w:spacing w:before="0" w:after="160" w:line="276" w:lineRule="auto"/>
+      </w:pPr>
+      <w:r>
+        <w:rPr>
+          <w:rFonts w:ascii="Calibri" w:hAnsi="Calibri" w:eastAsia="Microsoft YaHei" w:cs="Calibri"/>
+          <w:b w:val="0"/>
+          <w:i w:val="0"/>
+          <w:color w:val="000000"/>
+          <w:sz w:val="22"/>
+        </w:rPr>
+        <w:t>修复后导出的剪贴板复制路径，自最初发布以来就一直未经验证。一位人工用唯一真正能闭合这个缺口的方式闭合了它：在线上生产应用中复制图片，粘贴进 Windows 11 画图，然后亲眼看结果。</w:t>
+      </w:r>
+    </w:p>
+    <w:p>
+      <w:r>
+        <w:br w:type="page"/>
+      </w:r>
+    </w:p>
+    <w:p>
+      <w:pPr>
+        <w:spacing w:before="120" w:after="200"/>
+        <w:pBdr>
+          <w:bottom w:val="single" w:sz="12" w:space="1" w:color="1F4E78"/>
+        </w:pBdr>
+      </w:pPr>
+      <w:r>
+        <w:rPr>
+          <w:rFonts w:ascii="Calibri" w:hAnsi="Calibri" w:eastAsia="Microsoft YaHei" w:cs="Calibri"/>
+          <w:b/>
+          <w:i w:val="0"/>
+          <w:color w:val="1F4E78"/>
+          <w:sz w:val="28"/>
+        </w:rPr>
+        <w:t>15.  完成定义与发布状态</w:t>
       </w:r>
     </w:p>
     <w:p>
